--- a/3.BPX开发笔记.docx
+++ b/3.BPX开发笔记.docx
@@ -33,6 +33,7 @@
       <w:pPr>
         <w:widowControl w:val="0"/>
         <w:numPr>
+          <w:ilvl w:val="0"/>
           <w:numId w:val="0"/>
         </w:numPr>
         <w:jc w:val="both"/>
@@ -145,12 +146,124 @@
         </w:numPr>
         <w:jc w:val="both"/>
         <w:rPr>
+          <w:rFonts w:hint="eastAsia"/>
+          <w:lang w:val="en-US" w:eastAsia="zh-CN"/>
+        </w:rPr>
+      </w:pPr>
+      <w:r>
+        <w:rPr>
+          <w:rFonts w:hint="eastAsia" w:asciiTheme="minorHAnsi" w:hAnsiTheme="minorHAnsi" w:eastAsiaTheme="minorEastAsia" w:cstheme="minorBidi"/>
+          <w:kern w:val="2"/>
+          <w:sz w:val="21"/>
+          <w:szCs w:val="24"/>
+          <w:lang w:val="en-US" w:eastAsia="zh-CN" w:bidi="ar-SA"/>
+        </w:rPr>
+        <w:t>3.</w:t>
+      </w:r>
+      <w:r>
+        <w:rPr>
+          <w:rFonts w:hint="eastAsia"/>
+          <w:lang w:val="en-US" w:eastAsia="zh-CN"/>
+        </w:rPr>
+        <w:t>开发板编译大型库的时候可能内存耗尽，可以适当使用交换区</w:t>
+      </w:r>
+    </w:p>
+    <w:p>
+      <w:pPr>
+        <w:widowControl w:val="0"/>
+        <w:numPr>
+          <w:ilvl w:val="0"/>
+          <w:numId w:val="0"/>
+        </w:numPr>
+        <w:jc w:val="both"/>
+      </w:pPr>
+      <w:r>
+        <w:drawing>
+          <wp:inline distT="0" distB="0" distL="114300" distR="114300">
+            <wp:extent cx="2209800" cy="2103120"/>
+            <wp:effectExtent l="0" t="0" r="0" b="0"/>
+            <wp:docPr id="2" name="图片 2"/>
+            <wp:cNvGraphicFramePr>
+              <a:graphicFrameLocks xmlns:a="http://schemas.openxmlformats.org/drawingml/2006/main" noChangeAspect="1"/>
+            </wp:cNvGraphicFramePr>
+            <a:graphic xmlns:a="http://schemas.openxmlformats.org/drawingml/2006/main">
+              <a:graphicData uri="http://schemas.openxmlformats.org/drawingml/2006/picture">
+                <pic:pic xmlns:pic="http://schemas.openxmlformats.org/drawingml/2006/picture">
+                  <pic:nvPicPr>
+                    <pic:cNvPr id="2" name="图片 2"/>
+                    <pic:cNvPicPr>
+                      <a:picLocks noChangeAspect="1"/>
+                    </pic:cNvPicPr>
+                  </pic:nvPicPr>
+                  <pic:blipFill>
+                    <a:blip r:embed="rId5"/>
+                    <a:stretch>
+                      <a:fillRect/>
+                    </a:stretch>
+                  </pic:blipFill>
+                  <pic:spPr>
+                    <a:xfrm>
+                      <a:off x="0" y="0"/>
+                      <a:ext cx="2209800" cy="2103120"/>
+                    </a:xfrm>
+                    <a:prstGeom prst="rect">
+                      <a:avLst/>
+                    </a:prstGeom>
+                    <a:noFill/>
+                    <a:ln>
+                      <a:noFill/>
+                    </a:ln>
+                  </pic:spPr>
+                </pic:pic>
+              </a:graphicData>
+            </a:graphic>
+          </wp:inline>
+        </w:drawing>
+      </w:r>
+    </w:p>
+    <w:p>
+      <w:pPr>
+        <w:widowControl w:val="0"/>
+        <w:numPr>
+          <w:ilvl w:val="0"/>
+          <w:numId w:val="0"/>
+        </w:numPr>
+        <w:jc w:val="both"/>
+        <w:rPr>
+          <w:rFonts w:hint="default" w:eastAsiaTheme="minorEastAsia"/>
+          <w:lang w:val="en-US" w:eastAsia="zh-CN"/>
+        </w:rPr>
+      </w:pPr>
+      <w:r>
+        <w:rPr>
+          <w:rFonts w:hint="eastAsia"/>
+          <w:lang w:val="en-US" w:eastAsia="zh-CN"/>
+        </w:rPr>
+        <w:t>4.</w:t>
+      </w:r>
+      <w:r>
+        <w:rPr>
           <w:rFonts w:hint="default"/>
           <w:lang w:val="en-US" w:eastAsia="zh-CN"/>
         </w:rPr>
-      </w:pPr>
+        <w:t>USB3.0</w:t>
+      </w:r>
+      <w:r>
+        <w:rPr>
+          <w:rFonts w:hint="eastAsia"/>
+          <w:lang w:val="en-US" w:eastAsia="zh-CN"/>
+        </w:rPr>
+        <w:t>集线器</w:t>
+      </w:r>
       <w:bookmarkStart w:id="0" w:name="_GoBack"/>
       <w:bookmarkEnd w:id="0"/>
+      <w:r>
+        <w:rPr>
+          <w:rFonts w:hint="eastAsia"/>
+          <w:lang w:val="en-US" w:eastAsia="zh-CN"/>
+        </w:rPr>
+        <w:t>无法同时撑起4个单目摄像头的数据带宽需求</w:t>
+      </w:r>
     </w:p>
     <w:p/>
     <w:sectPr>

--- a/3.BPX开发笔记.docx
+++ b/3.BPX开发笔记.docx
@@ -10,13 +10,15 @@
         </w:numPr>
         <w:rPr>
           <w:rFonts w:hint="eastAsia"/>
+          <w:sz w:val="24"/>
+          <w:szCs w:val="24"/>
         </w:rPr>
       </w:pPr>
       <w:r>
         <w:rPr>
           <w:rFonts w:hint="eastAsia" w:asciiTheme="minorHAnsi" w:hAnsiTheme="minorHAnsi" w:eastAsiaTheme="minorEastAsia" w:cstheme="minorBidi"/>
           <w:kern w:val="2"/>
-          <w:sz w:val="21"/>
+          <w:sz w:val="24"/>
           <w:szCs w:val="24"/>
           <w:lang w:val="en-US" w:eastAsia="zh-CN" w:bidi="ar-SA"/>
         </w:rPr>
@@ -25,6 +27,8 @@
       <w:r>
         <w:rPr>
           <w:rFonts w:hint="eastAsia"/>
+          <w:sz w:val="24"/>
+          <w:szCs w:val="24"/>
         </w:rPr>
         <w:t>不要在rc.local上进行初始化操作，改用一次性Service</w:t>
       </w:r>
@@ -39,6 +43,8 @@
         <w:jc w:val="both"/>
         <w:rPr>
           <w:rFonts w:hint="eastAsia"/>
+          <w:sz w:val="24"/>
+          <w:szCs w:val="24"/>
           <w:lang w:val="en-US" w:eastAsia="zh-CN"/>
         </w:rPr>
       </w:pPr>
@@ -53,6 +59,8 @@
         <w:jc w:val="both"/>
         <w:rPr>
           <w:rFonts w:hint="eastAsia"/>
+          <w:sz w:val="24"/>
+          <w:szCs w:val="24"/>
           <w:lang w:val="en-US" w:eastAsia="zh-CN"/>
         </w:rPr>
       </w:pPr>
@@ -60,7 +68,7 @@
         <w:rPr>
           <w:rFonts w:hint="eastAsia" w:asciiTheme="minorHAnsi" w:hAnsiTheme="minorHAnsi" w:eastAsiaTheme="minorEastAsia" w:cstheme="minorBidi"/>
           <w:kern w:val="2"/>
-          <w:sz w:val="21"/>
+          <w:sz w:val="24"/>
           <w:szCs w:val="24"/>
           <w:lang w:val="en-US" w:eastAsia="zh-CN" w:bidi="ar-SA"/>
         </w:rPr>
@@ -69,6 +77,8 @@
       <w:r>
         <w:rPr>
           <w:rFonts w:hint="eastAsia"/>
+          <w:sz w:val="24"/>
+          <w:szCs w:val="24"/>
           <w:lang w:val="en-US" w:eastAsia="zh-CN"/>
         </w:rPr>
         <w:t>开发板同时接网线和Wifi时，如果它们连接在不同的网络里，则存在一个优先级的问题</w:t>
@@ -82,8 +92,16 @@
           <w:numId w:val="0"/>
         </w:numPr>
         <w:jc w:val="both"/>
-      </w:pPr>
-      <w:r>
+        <w:rPr>
+          <w:sz w:val="24"/>
+          <w:szCs w:val="24"/>
+        </w:rPr>
+      </w:pPr>
+      <w:r>
+        <w:rPr>
+          <w:sz w:val="24"/>
+          <w:szCs w:val="24"/>
+        </w:rPr>
         <w:drawing>
           <wp:inline distT="0" distB="0" distL="114300" distR="114300">
             <wp:extent cx="5273675" cy="1937385"/>
@@ -135,6 +153,10 @@
           <w:numId w:val="0"/>
         </w:numPr>
         <w:jc w:val="both"/>
+        <w:rPr>
+          <w:sz w:val="24"/>
+          <w:szCs w:val="24"/>
+        </w:rPr>
       </w:pPr>
     </w:p>
     <w:p>
@@ -147,6 +169,8 @@
         <w:jc w:val="both"/>
         <w:rPr>
           <w:rFonts w:hint="eastAsia"/>
+          <w:sz w:val="24"/>
+          <w:szCs w:val="24"/>
           <w:lang w:val="en-US" w:eastAsia="zh-CN"/>
         </w:rPr>
       </w:pPr>
@@ -154,7 +178,7 @@
         <w:rPr>
           <w:rFonts w:hint="eastAsia" w:asciiTheme="minorHAnsi" w:hAnsiTheme="minorHAnsi" w:eastAsiaTheme="minorEastAsia" w:cstheme="minorBidi"/>
           <w:kern w:val="2"/>
-          <w:sz w:val="21"/>
+          <w:sz w:val="24"/>
           <w:szCs w:val="24"/>
           <w:lang w:val="en-US" w:eastAsia="zh-CN" w:bidi="ar-SA"/>
         </w:rPr>
@@ -163,6 +187,8 @@
       <w:r>
         <w:rPr>
           <w:rFonts w:hint="eastAsia"/>
+          <w:sz w:val="24"/>
+          <w:szCs w:val="24"/>
           <w:lang w:val="en-US" w:eastAsia="zh-CN"/>
         </w:rPr>
         <w:t>开发板编译大型库的时候可能内存耗尽，可以适当使用交换区</w:t>
@@ -176,8 +202,16 @@
           <w:numId w:val="0"/>
         </w:numPr>
         <w:jc w:val="both"/>
-      </w:pPr>
-      <w:r>
+        <w:rPr>
+          <w:sz w:val="24"/>
+          <w:szCs w:val="24"/>
+        </w:rPr>
+      </w:pPr>
+      <w:r>
+        <w:rPr>
+          <w:sz w:val="24"/>
+          <w:szCs w:val="24"/>
+        </w:rPr>
         <w:drawing>
           <wp:inline distT="0" distB="0" distL="114300" distR="114300">
             <wp:extent cx="2209800" cy="2103120"/>
@@ -230,13 +264,17 @@
         </w:numPr>
         <w:jc w:val="both"/>
         <w:rPr>
-          <w:rFonts w:hint="default" w:eastAsiaTheme="minorEastAsia"/>
-          <w:lang w:val="en-US" w:eastAsia="zh-CN"/>
-        </w:rPr>
-      </w:pPr>
-      <w:r>
-        <w:rPr>
           <w:rFonts w:hint="eastAsia"/>
+          <w:sz w:val="24"/>
+          <w:szCs w:val="24"/>
+          <w:lang w:val="en-US" w:eastAsia="zh-CN"/>
+        </w:rPr>
+      </w:pPr>
+      <w:r>
+        <w:rPr>
+          <w:rFonts w:hint="eastAsia"/>
+          <w:sz w:val="24"/>
+          <w:szCs w:val="24"/>
           <w:lang w:val="en-US" w:eastAsia="zh-CN"/>
         </w:rPr>
         <w:t>4.</w:t>
@@ -244,6 +282,8 @@
       <w:r>
         <w:rPr>
           <w:rFonts w:hint="default"/>
+          <w:sz w:val="24"/>
+          <w:szCs w:val="24"/>
           <w:lang w:val="en-US" w:eastAsia="zh-CN"/>
         </w:rPr>
         <w:t>USB3.0</w:t>
@@ -251,21 +291,218 @@
       <w:r>
         <w:rPr>
           <w:rFonts w:hint="eastAsia"/>
-          <w:lang w:val="en-US" w:eastAsia="zh-CN"/>
-        </w:rPr>
-        <w:t>集线器</w:t>
-      </w:r>
+          <w:sz w:val="24"/>
+          <w:szCs w:val="24"/>
+          <w:lang w:val="en-US" w:eastAsia="zh-CN"/>
+        </w:rPr>
+        <w:t>集线器无法同时撑起4个单目摄像头的数据带宽需求</w:t>
+      </w:r>
+    </w:p>
+    <w:p>
+      <w:pPr>
+        <w:widowControl w:val="0"/>
+        <w:numPr>
+          <w:ilvl w:val="0"/>
+          <w:numId w:val="0"/>
+        </w:numPr>
+        <w:jc w:val="both"/>
+        <w:rPr>
+          <w:rFonts w:hint="eastAsia"/>
+          <w:sz w:val="24"/>
+          <w:szCs w:val="24"/>
+          <w:lang w:val="en-US" w:eastAsia="zh-CN"/>
+        </w:rPr>
+      </w:pPr>
+    </w:p>
+    <w:p>
+      <w:pPr>
+        <w:widowControl w:val="0"/>
+        <w:numPr>
+          <w:ilvl w:val="0"/>
+          <w:numId w:val="0"/>
+        </w:numPr>
+        <w:jc w:val="both"/>
+        <w:rPr>
+          <w:rStyle w:val="4"/>
+          <w:rFonts w:hint="eastAsia" w:ascii="Segoe UI" w:hAnsi="Segoe UI" w:eastAsia="宋体" w:cs="Segoe UI"/>
+          <w:b/>
+          <w:bCs/>
+          <w:i w:val="0"/>
+          <w:iCs w:val="0"/>
+          <w:caps w:val="0"/>
+          <w:spacing w:val="0"/>
+          <w:sz w:val="24"/>
+          <w:szCs w:val="24"/>
+          <w:bdr w:val="none" w:color="auto" w:sz="0" w:space="0"/>
+          <w:lang w:val="en-US" w:eastAsia="zh-CN"/>
+        </w:rPr>
+      </w:pPr>
+      <w:r>
+        <w:rPr>
+          <w:rFonts w:hint="default"/>
+          <w:sz w:val="24"/>
+          <w:szCs w:val="24"/>
+          <w:lang w:val="en-US" w:eastAsia="zh-CN"/>
+        </w:rPr>
+        <w:t>5.</w:t>
+      </w:r>
+      <w:r>
+        <w:rPr>
+          <w:rStyle w:val="4"/>
+          <w:rFonts w:ascii="Segoe UI" w:hAnsi="Segoe UI" w:eastAsia="Segoe UI" w:cs="Segoe UI"/>
+          <w:b/>
+          <w:bCs/>
+          <w:i w:val="0"/>
+          <w:iCs w:val="0"/>
+          <w:caps w:val="0"/>
+          <w:spacing w:val="0"/>
+          <w:sz w:val="24"/>
+          <w:szCs w:val="24"/>
+          <w:bdr w:val="none" w:color="auto" w:sz="0" w:space="0"/>
+        </w:rPr>
+        <w:t>窄缝死区（Trap Zone）</w:t>
+      </w:r>
+      <w:r>
+        <w:rPr>
+          <w:rStyle w:val="4"/>
+          <w:rFonts w:hint="eastAsia" w:ascii="Segoe UI" w:hAnsi="Segoe UI" w:eastAsia="宋体" w:cs="Segoe UI"/>
+          <w:b/>
+          <w:bCs/>
+          <w:i w:val="0"/>
+          <w:iCs w:val="0"/>
+          <w:caps w:val="0"/>
+          <w:spacing w:val="0"/>
+          <w:sz w:val="24"/>
+          <w:szCs w:val="24"/>
+          <w:bdr w:val="none" w:color="auto" w:sz="0" w:space="0"/>
+          <w:lang w:val="en-US" w:eastAsia="zh-CN"/>
+        </w:rPr>
+        <w:t>问题</w:t>
+      </w:r>
+    </w:p>
+    <w:p>
+      <w:pPr>
+        <w:widowControl w:val="0"/>
+        <w:numPr>
+          <w:ilvl w:val="0"/>
+          <w:numId w:val="0"/>
+        </w:numPr>
+        <w:jc w:val="both"/>
+        <w:rPr>
+          <w:rStyle w:val="4"/>
+          <w:rFonts w:hint="eastAsia" w:ascii="Segoe UI" w:hAnsi="Segoe UI" w:eastAsia="宋体" w:cs="Segoe UI"/>
+          <w:b/>
+          <w:bCs/>
+          <w:i w:val="0"/>
+          <w:iCs w:val="0"/>
+          <w:caps w:val="0"/>
+          <w:spacing w:val="0"/>
+          <w:sz w:val="24"/>
+          <w:szCs w:val="24"/>
+          <w:bdr w:val="none" w:color="auto" w:sz="0" w:space="0"/>
+          <w:lang w:val="en-US" w:eastAsia="zh-CN"/>
+        </w:rPr>
+      </w:pPr>
+      <w:r>
+        <w:rPr>
+          <w:rStyle w:val="4"/>
+          <w:rFonts w:hint="eastAsia" w:ascii="Segoe UI" w:hAnsi="Segoe UI" w:eastAsia="宋体" w:cs="Segoe UI"/>
+          <w:b/>
+          <w:bCs/>
+          <w:i w:val="0"/>
+          <w:iCs w:val="0"/>
+          <w:caps w:val="0"/>
+          <w:spacing w:val="0"/>
+          <w:sz w:val="24"/>
+          <w:szCs w:val="24"/>
+          <w:bdr w:val="none" w:color="auto" w:sz="0" w:space="0"/>
+          <w:lang w:val="en-US" w:eastAsia="zh-CN"/>
+        </w:rPr>
+        <w:t>小车进入狭窄区域，导致进得去出不来，降低inflation_radius试试，即降低地图膨胀区</w:t>
+      </w:r>
+    </w:p>
+    <w:p>
+      <w:pPr>
+        <w:widowControl w:val="0"/>
+        <w:numPr>
+          <w:ilvl w:val="0"/>
+          <w:numId w:val="0"/>
+        </w:numPr>
+        <w:jc w:val="both"/>
+        <w:rPr>
+          <w:rStyle w:val="4"/>
+          <w:rFonts w:hint="eastAsia" w:ascii="Segoe UI" w:hAnsi="Segoe UI" w:eastAsia="宋体" w:cs="Segoe UI"/>
+          <w:b/>
+          <w:bCs/>
+          <w:i w:val="0"/>
+          <w:iCs w:val="0"/>
+          <w:caps w:val="0"/>
+          <w:spacing w:val="0"/>
+          <w:sz w:val="24"/>
+          <w:szCs w:val="24"/>
+          <w:bdr w:val="none" w:color="auto" w:sz="0" w:space="0"/>
+          <w:lang w:val="en-US" w:eastAsia="zh-CN"/>
+        </w:rPr>
+      </w:pPr>
+    </w:p>
+    <w:p>
+      <w:pPr>
+        <w:widowControl w:val="0"/>
+        <w:numPr>
+          <w:ilvl w:val="0"/>
+          <w:numId w:val="0"/>
+        </w:numPr>
+        <w:jc w:val="both"/>
+        <w:rPr>
+          <w:rStyle w:val="4"/>
+          <w:rFonts w:hint="eastAsia" w:ascii="Segoe UI" w:hAnsi="Segoe UI" w:eastAsia="宋体" w:cs="Segoe UI"/>
+          <w:b/>
+          <w:bCs/>
+          <w:i w:val="0"/>
+          <w:iCs w:val="0"/>
+          <w:caps w:val="0"/>
+          <w:spacing w:val="0"/>
+          <w:sz w:val="24"/>
+          <w:szCs w:val="24"/>
+          <w:bdr w:val="none" w:color="auto" w:sz="0" w:space="0"/>
+          <w:lang w:val="en-US" w:eastAsia="zh-CN"/>
+        </w:rPr>
+      </w:pPr>
       <w:bookmarkStart w:id="0" w:name="_GoBack"/>
       <w:bookmarkEnd w:id="0"/>
-      <w:r>
-        <w:rPr>
-          <w:rFonts w:hint="eastAsia"/>
-          <w:lang w:val="en-US" w:eastAsia="zh-CN"/>
-        </w:rPr>
-        <w:t>无法同时撑起4个单目摄像头的数据带宽需求</w:t>
-      </w:r>
-    </w:p>
-    <w:p/>
+    </w:p>
+    <w:p>
+      <w:pPr>
+        <w:widowControl w:val="0"/>
+        <w:numPr>
+          <w:ilvl w:val="0"/>
+          <w:numId w:val="0"/>
+        </w:numPr>
+        <w:jc w:val="both"/>
+        <w:rPr>
+          <w:rStyle w:val="4"/>
+          <w:rFonts w:hint="default" w:ascii="Segoe UI" w:hAnsi="Segoe UI" w:eastAsia="宋体" w:cs="Segoe UI"/>
+          <w:b/>
+          <w:bCs/>
+          <w:i w:val="0"/>
+          <w:iCs w:val="0"/>
+          <w:caps w:val="0"/>
+          <w:spacing w:val="0"/>
+          <w:sz w:val="24"/>
+          <w:szCs w:val="24"/>
+          <w:bdr w:val="none" w:color="auto" w:sz="0" w:space="0"/>
+          <w:lang w:val="en-US" w:eastAsia="zh-CN"/>
+        </w:rPr>
+      </w:pPr>
+    </w:p>
+    <w:p>
+      <w:pPr>
+        <w:rPr>
+          <w:sz w:val="24"/>
+          <w:szCs w:val="24"/>
+        </w:rPr>
+      </w:pPr>
+    </w:p>
     <w:sectPr>
       <w:pgSz w:w="11906" w:h="16838"/>
       <w:pgMar w:top="1440" w:right="1800" w:bottom="1440" w:left="1800" w:header="851" w:footer="992" w:gutter="0"/>
@@ -281,7 +518,7 @@
   <w:docDefaults>
     <w:rPrDefault>
       <w:rPr>
-        <w:rFonts w:asciiTheme="minorHAnsi" w:hAnsiTheme="minorHAnsi" w:eastAsiaTheme="minorEastAsia" w:cstheme="minorBidi"/>
+        <w:rFonts w:ascii="Times New Roman" w:hAnsi="Times New Roman" w:eastAsia="宋体" w:cs="Times New Roman"/>
       </w:rPr>
     </w:rPrDefault>
     <w:pPrDefault/>
@@ -570,6 +807,15 @@
       </w:tblCellMar>
     </w:tblPr>
   </w:style>
+  <w:style w:type="character" w:styleId="4">
+    <w:name w:val="Strong"/>
+    <w:basedOn w:val="3"/>
+    <w:qFormat/>
+    <w:uiPriority w:val="0"/>
+    <w:rPr>
+      <w:b/>
+    </w:rPr>
+  </w:style>
 </w:styles>
 </file>
 
